--- a/skills/project-feasibility/assets/report-templates/specialized-sme/feasibility.docx
+++ b/skills/project-feasibility/assets/report-templates/specialized-sme/feasibility.docx
@@ -177,13 +177,9 @@
       </w:r>
     </w:p>
     <w:p>
-      <w:r>
-        <w:br w:type="page"/>
-      </w:r>
-    </w:p>
-    <w:p>
       <w:pPr>
         <w:pStyle w:val="Heading1"/>
+        <w:pageBreakBefore/>
       </w:pPr>
       <w:r>
         <w:t>一、项目版本与窗口</w:t>
@@ -1375,17 +1371,8 @@
     </w:tbl>
     <w:p>
       <w:pPr>
-        <w:spacing w:after="0"/>
-      </w:pPr>
-    </w:p>
-    <w:p>
-      <w:r>
-        <w:br w:type="page"/>
-      </w:r>
-    </w:p>
-    <w:p>
-      <w:pPr>
         <w:pStyle w:val="Heading1"/>
+        <w:pageBreakBefore/>
       </w:pPr>
       <w:r>
         <w:t>二、总体结论</w:t>
@@ -2995,17 +2982,8 @@
     </w:tbl>
     <w:p>
       <w:pPr>
-        <w:spacing w:after="0"/>
-      </w:pPr>
-    </w:p>
-    <w:p>
-      <w:r>
-        <w:br w:type="page"/>
-      </w:r>
-    </w:p>
-    <w:p>
-      <w:pPr>
         <w:pStyle w:val="Heading2"/>
+        <w:pageBreakBefore/>
       </w:pPr>
       <w:r>
         <w:t>2.1 政策原文摘录规则</w:t>
@@ -4128,17 +4106,8 @@
     </w:tbl>
     <w:p>
       <w:pPr>
-        <w:spacing w:after="0"/>
-      </w:pPr>
-    </w:p>
-    <w:p>
-      <w:r>
-        <w:br w:type="page"/>
-      </w:r>
-    </w:p>
-    <w:p>
-      <w:pPr>
         <w:pStyle w:val="Heading1"/>
+        <w:pageBreakBefore/>
       </w:pPr>
       <w:r>
         <w:t>三、现行条件或完整评分表</w:t>
@@ -5654,17 +5623,8 @@
     </w:tbl>
     <w:p>
       <w:pPr>
-        <w:spacing w:after="0"/>
-      </w:pPr>
-    </w:p>
-    <w:p>
-      <w:r>
-        <w:br w:type="page"/>
-      </w:r>
-    </w:p>
-    <w:p>
-      <w:pPr>
         <w:pStyle w:val="Heading1"/>
+        <w:pageBreakBefore/>
       </w:pPr>
       <w:r>
         <w:t>四、项目专属核心对象</w:t>
@@ -7356,17 +7316,8 @@
     </w:tbl>
     <w:p>
       <w:pPr>
-        <w:spacing w:after="0"/>
-      </w:pPr>
-    </w:p>
-    <w:p>
-      <w:r>
-        <w:br w:type="page"/>
-      </w:r>
-    </w:p>
-    <w:p>
-      <w:pPr>
         <w:pStyle w:val="Heading1"/>
+        <w:pageBreakBefore/>
       </w:pPr>
       <w:r>
         <w:t>五、逐项补强计划</w:t>
@@ -8893,17 +8844,8 @@
     </w:tbl>
     <w:p>
       <w:pPr>
-        <w:spacing w:after="0"/>
-      </w:pPr>
-    </w:p>
-    <w:p>
-      <w:r>
-        <w:br w:type="page"/>
-      </w:r>
-    </w:p>
-    <w:p>
-      <w:pPr>
         <w:pStyle w:val="Heading1"/>
+        <w:pageBreakBefore/>
       </w:pPr>
       <w:r>
         <w:t>六、年度倒排计划</w:t>
@@ -10291,17 +10233,8 @@
     </w:tbl>
     <w:p>
       <w:pPr>
-        <w:spacing w:after="0"/>
-      </w:pPr>
-    </w:p>
-    <w:p>
-      <w:r>
-        <w:br w:type="page"/>
-      </w:r>
-    </w:p>
-    <w:p>
-      <w:pPr>
         <w:pStyle w:val="Heading1"/>
+        <w:pageBreakBefore/>
       </w:pPr>
       <w:r>
         <w:t>附录 A、补强实施底稿</w:t>
@@ -12324,13 +12257,9 @@
       </w:r>
     </w:p>
     <w:p>
-      <w:r>
-        <w:br w:type="page"/>
-      </w:r>
-    </w:p>
-    <w:p>
       <w:pPr>
         <w:pStyle w:val="Heading1"/>
+        <w:pageBreakBefore/>
       </w:pPr>
       <w:r>
         <w:t>附录 B、风险、决策与提交前复核</w:t>
